--- a/毕设/4_计算机学院_U202015628_柳子淇.docx
+++ b/毕设/4_计算机学院_U202015628_柳子淇.docx
@@ -14907,21 +14907,11 @@
         <w:lastRenderedPageBreak/>
         <w:t>表</w:t>
       </w:r>
-      <w:r>
-        <w:fldChar w:fldCharType="begin"/>
-      </w:r>
-      <w:r>
-        <w:instrText xml:space="preserve"> STYLEREF 1 \s </w:instrText>
-      </w:r>
-      <w:r>
-        <w:fldChar w:fldCharType="separate"/>
-      </w:r>
-      <w:r>
-        <w:t>3</w:t>
-      </w:r>
-      <w:r>
-        <w:fldChar w:fldCharType="end"/>
-      </w:r>
+      <w:fldSimple w:instr=" STYLEREF 1 \s ">
+        <w:r>
+          <w:t>3</w:t>
+        </w:r>
+      </w:fldSimple>
       <w:r>
         <w:noBreakHyphen/>
       </w:r>
@@ -20996,7 +20986,16 @@
         <w:t>ZAFS</w:t>
       </w:r>
       <w:r>
-        <w:t>中，我们设计了一种适用于</w:t>
+        <w:t>中，设计</w:t>
+      </w:r>
+      <w:r>
+        <w:rPr>
+          <w:rFonts w:hint="eastAsia"/>
+        </w:rPr>
+        <w:t>实现</w:t>
+      </w:r>
+      <w:r>
+        <w:t>了一种适用于</w:t>
       </w:r>
       <w:r>
         <w:t>ZNS SSD</w:t>
@@ -21615,16 +21614,7 @@
         <w:t xml:space="preserve"> </w:t>
       </w:r>
       <w:r>
-        <w:t>的允许进行缓冲</w:t>
-      </w:r>
-      <w:r>
-        <w:rPr>
-          <w:rFonts w:hint="eastAsia"/>
-        </w:rPr>
-        <w:t>=</w:t>
-      </w:r>
-      <w:r>
-        <w:t>。在写入</w:t>
+        <w:t>的允许进行缓冲。在写入</w:t>
       </w:r>
       <w:r>
         <w:t xml:space="preserve"> WAL </w:t>
@@ -22034,26 +22024,26 @@
         <w:t>A2-WAL</w:t>
       </w:r>
       <w:r>
-        <w:t>采用了一种更高效的方案：</w:t>
+        <w:t>采用了一种更高效的方案：使用屏障。</w:t>
+      </w:r>
+      <w:r>
+        <w:t>A2-WAL</w:t>
+      </w:r>
+      <w:r>
+        <w:t>按</w:t>
+      </w:r>
+      <w:r>
+        <w:t>预定义的间隔插入屏障。在屏障处，</w:t>
+      </w:r>
+      <w:r>
+        <w:t>A2-WAL</w:t>
+      </w:r>
+      <w:r>
+        <w:t>同步所有区</w:t>
       </w:r>
       <w:r>
         <w:lastRenderedPageBreak/>
-        <w:t>使用屏障。</w:t>
-      </w:r>
-      <w:r>
-        <w:t>A2-WAL</w:t>
-      </w:r>
-      <w:r>
-        <w:t>按</w:t>
-      </w:r>
-      <w:r>
-        <w:t>预定义的间隔插入屏障。在屏障处，</w:t>
-      </w:r>
-      <w:r>
-        <w:t>A2-WAL</w:t>
-      </w:r>
-      <w:r>
-        <w:t>同步所有区域追加操作（即等待所有操作完成）。请求在连续的屏障之间进行排序，即屏障之后的追加操作的</w:t>
+        <w:t>域追加操作（即等待所有操作完成）。请求在连续的屏障之间进行排序，即屏障之后的追加操作的</w:t>
       </w:r>
       <w:r>
         <w:t>最低</w:t>
@@ -22372,16 +22362,13 @@
         <w:t>（</w:t>
       </w:r>
       <w:r>
-        <w:t xml:space="preserve">Storage Performance Development </w:t>
+        <w:t>Storage Performance Development Kit</w:t>
+      </w:r>
+      <w:r>
+        <w:t>）技术的出现为解决高性能存储系统的设计与实现提供了一种全新的思路。</w:t>
       </w:r>
       <w:r>
         <w:lastRenderedPageBreak/>
-        <w:t>Kit</w:t>
-      </w:r>
-      <w:r>
-        <w:t>）技术的出现为解决高性能存储系统的设计与实现提供了一种全新的思路。</w:t>
-      </w:r>
-      <w:r>
         <w:t>SPDK</w:t>
       </w:r>
       <w:r>
@@ -22689,11 +22676,7 @@
         <w:t>NVMe</w:t>
       </w:r>
       <w:r>
-        <w:t>设备的并行性能，进一步</w:t>
-      </w:r>
-      <w:r>
-        <w:lastRenderedPageBreak/>
-        <w:t>提升了存储操作的并行处理能力。</w:t>
+        <w:t>设备的并行性能，进一步提升了存储操作的并行处理能力。</w:t>
       </w:r>
     </w:p>
     <w:p>
@@ -22727,6 +22710,7 @@
     </w:p>
     <w:p>
       <w:r>
+        <w:lastRenderedPageBreak/>
         <w:t>NVMe</w:t>
       </w:r>
       <w:r>
@@ -23166,30 +23150,30 @@
     </w:p>
     <w:p>
       <w:r>
+        <w:t>功能：虽然这个函数不是专门用于</w:t>
+      </w:r>
+      <w:r>
+        <w:t>ZNS</w:t>
+      </w:r>
+      <w:r>
+        <w:t>，但它可以用于读取</w:t>
+      </w:r>
+      <w:r>
+        <w:t>ZNS</w:t>
+      </w:r>
+      <w:r>
+        <w:t>设备中的数据。它负责从指定的命名空间和</w:t>
+      </w:r>
+      <w:r>
+        <w:t>LBA</w:t>
+      </w:r>
+      <w:r>
+        <w:t>位置读取数据到提供的缓冲区。</w:t>
+      </w:r>
+    </w:p>
+    <w:p>
+      <w:r>
         <w:lastRenderedPageBreak/>
-        <w:t>功能：虽然这个函数不是专门用于</w:t>
-      </w:r>
-      <w:r>
-        <w:t>ZNS</w:t>
-      </w:r>
-      <w:r>
-        <w:t>，但它可以用于读取</w:t>
-      </w:r>
-      <w:r>
-        <w:t>ZNS</w:t>
-      </w:r>
-      <w:r>
-        <w:t>设备中的数据。它负责从指定的命名空间和</w:t>
-      </w:r>
-      <w:r>
-        <w:t>LBA</w:t>
-      </w:r>
-      <w:r>
-        <w:t>位置读取数据到提供的缓冲区。</w:t>
-      </w:r>
-    </w:p>
-    <w:p>
-      <w:r>
         <w:t>参数：包括命名空间（</w:t>
       </w:r>
       <w:r>
@@ -23559,47 +23543,47 @@
         <w:t>WAL</w:t>
       </w:r>
       <w:r>
-        <w:t>并没有放在</w:t>
+        <w:t>并没有放在独立的</w:t>
+      </w:r>
+      <w:r>
+        <w:t>Zone</w:t>
+      </w:r>
+      <w:r>
+        <w:t>内</w:t>
+      </w:r>
+      <w:r>
+        <w:t>。为了优化</w:t>
+      </w:r>
+      <w:r>
+        <w:t>WAL</w:t>
+      </w:r>
+      <w:r>
+        <w:t>的写入，</w:t>
+      </w:r>
+      <w:r>
+        <w:rPr>
+          <w:rFonts w:hint="eastAsia"/>
+        </w:rPr>
+        <w:t>并</w:t>
+      </w:r>
+      <w:r>
+        <w:t>保证进行重排序时能够按照偏移地址相加寻址正常，</w:t>
+      </w:r>
+      <w:r>
+        <w:t>WAL</w:t>
+      </w:r>
+      <w:r>
+        <w:t>将独占区域，在</w:t>
+      </w:r>
+      <w:r>
+        <w:t>ZenFS</w:t>
+      </w:r>
+      <w:r>
+        <w:t>的元数据和数据区域之间预留了</w:t>
       </w:r>
       <w:r>
         <w:lastRenderedPageBreak/>
-        <w:t>独立的</w:t>
-      </w:r>
-      <w:r>
-        <w:t>Zone</w:t>
-      </w:r>
-      <w:r>
-        <w:t>内</w:t>
-      </w:r>
-      <w:r>
-        <w:t>。为了优化</w:t>
-      </w:r>
-      <w:r>
-        <w:t>WAL</w:t>
-      </w:r>
-      <w:r>
-        <w:t>的写入，</w:t>
-      </w:r>
-      <w:r>
-        <w:rPr>
-          <w:rFonts w:hint="eastAsia"/>
-        </w:rPr>
-        <w:t>并</w:t>
-      </w:r>
-      <w:r>
-        <w:t>保证进行重排序时能够按照偏移地址相加寻址正常，</w:t>
-      </w:r>
-      <w:r>
-        <w:t>WAL</w:t>
-      </w:r>
-      <w:r>
-        <w:t>将独占区域，在</w:t>
-      </w:r>
-      <w:r>
-        <w:t>ZenFS</w:t>
-      </w:r>
-      <w:r>
-        <w:t>的元数据和数据区域之间预留了一组专用的区域，用于存储</w:t>
+        <w:t>一组专用的区域，用于存储</w:t>
       </w:r>
       <w:r>
         <w:t>WAL</w:t>
@@ -24076,14 +24060,7 @@
         <w:rPr>
           <w:rFonts w:hint="eastAsia"/>
         </w:rPr>
-        <w:t>函数创建具有指定辅助文件系统路径和完成阈</w:t>
-      </w:r>
-      <w:r>
-        <w:rPr>
-          <w:rFonts w:hint="eastAsia"/>
-        </w:rPr>
-        <w:lastRenderedPageBreak/>
-        <w:t>值的新文件系统。</w:t>
+        <w:t>函数创建具有指定辅助文件系统路径和完成阈值的新文件系统。</w:t>
       </w:r>
     </w:p>
     <w:p>
@@ -24129,6 +24106,7 @@
         <w:rPr>
           <w:rFonts w:hint="eastAsia"/>
         </w:rPr>
+        <w:lastRenderedPageBreak/>
         <w:t>区域快照</w:t>
       </w:r>
       <w:r>
@@ -25221,11 +25199,6 @@
       </w:r>
     </w:p>
     <w:p>
-      <w:pPr>
-        <w:rPr>
-          <w:rFonts w:hint="eastAsia"/>
-        </w:rPr>
-      </w:pPr>
       <w:r>
         <w:t>写入负载：块大小为</w:t>
       </w:r>
@@ -27559,13 +27532,7 @@
         </w:tc>
       </w:tr>
     </w:tbl>
-    <w:p>
-      <w:pPr>
-        <w:rPr>
-          <w:rFonts w:hint="eastAsia"/>
-        </w:rPr>
-      </w:pPr>
-    </w:p>
+    <w:p/>
     <w:p>
       <w:pPr>
         <w:pStyle w:val="3"/>
@@ -31587,7 +31554,7 @@
       <w:lvlText w:val="%1.%2"/>
       <w:lvlJc w:val="left"/>
       <w:pPr>
-        <w:ind w:left="717" w:hanging="576"/>
+        <w:ind w:left="576" w:hanging="576"/>
       </w:pPr>
       <w:rPr>
         <w:rFonts w:hint="default"/>
@@ -32714,6 +32681,7 @@
         <w:numId w:val="1"/>
       </w:numPr>
       <w:spacing w:beforeLines="50" w:before="163" w:afterLines="50" w:after="163"/>
+      <w:ind w:left="717"/>
       <w:outlineLvl w:val="1"/>
     </w:pPr>
     <w:rPr>
@@ -32919,6 +32887,7 @@
   <w:style w:type="character" w:default="1" w:styleId="a2">
     <w:name w:val="Default Paragraph Font"/>
     <w:uiPriority w:val="1"/>
+    <w:semiHidden/>
     <w:unhideWhenUsed/>
   </w:style>
   <w:style w:type="table" w:default="1" w:styleId="a3">
@@ -35039,12 +35008,14 @@
     <w:rsid w:val="00AA4750"/>
     <w:rsid w:val="00AB105A"/>
     <w:rsid w:val="00AB28DD"/>
+    <w:rsid w:val="00B41F98"/>
     <w:rsid w:val="00B66704"/>
     <w:rsid w:val="00B74987"/>
     <w:rsid w:val="00BE1E4C"/>
     <w:rsid w:val="00BF56A0"/>
     <w:rsid w:val="00C51187"/>
     <w:rsid w:val="00CC7AF6"/>
+    <w:rsid w:val="00CD2315"/>
     <w:rsid w:val="00D32E0A"/>
     <w:rsid w:val="00D35D73"/>
     <w:rsid w:val="00D91AE1"/>
@@ -35778,10 +35749,6 @@
 </file>
 
 <file path=customXml/item1.xml><?xml version="1.0" encoding="utf-8"?>
-<b:Sources xmlns:b="http://schemas.openxmlformats.org/officeDocument/2006/bibliography" xmlns="http://schemas.openxmlformats.org/officeDocument/2006/bibliography" SelectedStyle="\APASixthEditionOfficeOnline.xsl" StyleName="APA" Version="6"/>
-</file>
-
-<file path=customXml/item2.xml><?xml version="1.0" encoding="utf-8"?>
 <s:customData xmlns="http://www.wps.cn/officeDocument/2013/wpsCustomData" xmlns:s="http://www.wps.cn/officeDocument/2013/wpsCustomData">
   <customSectProps>
     <customSectPr/>
@@ -35806,18 +35773,22 @@
 </s:customData>
 </file>
 
+<file path=customXml/item2.xml><?xml version="1.0" encoding="utf-8"?>
+<b:Sources xmlns:b="http://schemas.openxmlformats.org/officeDocument/2006/bibliography" xmlns="http://schemas.openxmlformats.org/officeDocument/2006/bibliography" SelectedStyle="\APASixthEditionOfficeOnline.xsl" StyleName="APA" Version="6"/>
+</file>
+
 <file path=customXml/itemProps1.xml><?xml version="1.0" encoding="utf-8"?>
+<ds:datastoreItem xmlns:ds="http://schemas.openxmlformats.org/officeDocument/2006/customXml" ds:itemID="{B1977F7D-205B-4081-913C-38D41E755F92}">
+  <ds:schemaRefs>
+    <ds:schemaRef ds:uri="http://www.wps.cn/officeDocument/2013/wpsCustomData"/>
+  </ds:schemaRefs>
+</ds:datastoreItem>
+</file>
+
+<file path=customXml/itemProps2.xml><?xml version="1.0" encoding="utf-8"?>
 <ds:datastoreItem xmlns:ds="http://schemas.openxmlformats.org/officeDocument/2006/customXml" ds:itemID="{53EEA7E4-BAFA-4066-93B6-D8D117BE0AA4}">
   <ds:schemaRefs>
     <ds:schemaRef ds:uri="http://schemas.openxmlformats.org/officeDocument/2006/bibliography"/>
   </ds:schemaRefs>
 </ds:datastoreItem>
-</file>
-
-<file path=customXml/itemProps2.xml><?xml version="1.0" encoding="utf-8"?>
-<ds:datastoreItem xmlns:ds="http://schemas.openxmlformats.org/officeDocument/2006/customXml" ds:itemID="{B1977F7D-205B-4081-913C-38D41E755F92}">
-  <ds:schemaRefs>
-    <ds:schemaRef ds:uri="http://www.wps.cn/officeDocument/2013/wpsCustomData"/>
-  </ds:schemaRefs>
-</ds:datastoreItem>
 </file>